--- a/Reporting_Fraud_and_Corruption_Guidelines_reskinned.docx
+++ b/Reporting_Fraud_and_Corruption_Guidelines_reskinned.docx
@@ -1957,7 +1957,9 @@
       </w:r>
     </w:p>
     <w:p>
-      <w:pPr/>
+      <w:pPr>
+        <w:keepNext/>
+      </w:pPr>
       <w:r>
         <w:t xml:space="preserve">This document does not replace and is not intended to alter the following critical source documents:</w:t>
       </w:r>
@@ -2015,7 +2017,9 @@
       <w:bookmarkEnd w:id="9102"/>
     </w:p>
     <w:p>
-      <w:pPr/>
+      <w:pPr>
+        <w:keepNext/>
+      </w:pPr>
       <w:r>
         <w:t xml:space="preserve">This document provides guidance on reporting and managing integrity matters at the City of Port Phillip. It covers two key streams:</w:t>
       </w:r>
@@ -2097,7 +2101,9 @@
       </w:r>
     </w:p>
     <w:p>
-      <w:pPr/>
+      <w:pPr>
+        <w:keepNext/>
+      </w:pPr>
       <w:r>
         <w:t xml:space="preserve">Specifically, this guide contains:</w:t>
       </w:r>
